--- a/examples/hello-table/fixtures/report.msoffice-resaved.docx
+++ b/examples/hello-table/fixtures/report.msoffice-resaved.docx
@@ -4,7 +4,7 @@
   <w:body>
     <w:sdt>
       <w:sdtPr>
-        <w:tag w:val="ox:3f1c2a90-0000-4c1e-9a00-000000000021"/>
+        <w:tag w:val="mleaf:3f1c2a90-0000-4c1e-9a00-000000000021"/>
         <w:id w:val="-853887841"/>
       </w:sdtPr>
       <w:sdtEndPr/>
@@ -21,7 +21,7 @@
     </w:sdt>
     <w:sdt>
       <w:sdtPr>
-        <w:tag w:val="ox:3f1c2a90-0000-4c1e-9a00-000000000023"/>
+        <w:tag w:val="mleaf:3f1c2a90-0000-4c1e-9a00-000000000023"/>
         <w:id w:val="-1006280846"/>
       </w:sdtPr>
       <w:sdtEndPr/>
@@ -33,7 +33,7 @@
           <w:sdt>
             <w:sdtPr>
               <w:alias w:val="Linked: 3f1c2a90-0000-4c1e-9a00-000000000013"/>
-              <w:tag w:val="ox:3f1c2a90-0000-4c1e-9a00-000000000024"/>
+              <w:tag w:val="mleaf:3f1c2a90-0000-4c1e-9a00-000000000024"/>
               <w:id w:val="-1852788768"/>
               <w:lock w:val="contentLocked"/>
               <w:text/>
@@ -51,7 +51,7 @@
           <w:sdt>
             <w:sdtPr>
               <w:alias w:val="Linked: 3f1c2a90-0000-4c1e-9a00-000000000031"/>
-              <w:tag w:val="ox:3f1c2a90-0000-4c1e-9a00-000000000025"/>
+              <w:tag w:val="mleaf:3f1c2a90-0000-4c1e-9a00-000000000025"/>
               <w:id w:val="-2092145510"/>
               <w:lock w:val="contentLocked"/>
               <w:text/>
@@ -72,7 +72,7 @@
     <w:sdt>
       <w:sdtPr>
         <w:alias w:val="Linked: 3f1c2a90-0000-4c1e-9a00-000000000012"/>
-        <w:tag w:val="ox:3f1c2a90-0000-4c1e-9a00-000000000022"/>
+        <w:tag w:val="mleaf:3f1c2a90-0000-4c1e-9a00-000000000022"/>
         <w:id w:val="-400986740"/>
         <w:lock w:val="contentLocked"/>
       </w:sdtPr>
@@ -218,7 +218,7 @@
     </w:sdt>
     <w:sdt>
       <w:sdtPr>
-        <w:tag w:val="ox:3f1c2a90-0000-4c1e-9a00-000000000022#caption"/>
+        <w:tag w:val="mleaf:3f1c2a90-0000-4c1e-9a00-000000000022#caption"/>
         <w:id w:val="-98100687"/>
       </w:sdtPr>
       <w:sdtEndPr/>

--- a/examples/hello-table/fixtures/report.msoffice-resaved.docx
+++ b/examples/hello-table/fixtures/report.msoffice-resaved.docx
@@ -5,9 +5,8 @@
     <w:sdt>
       <w:sdtPr>
         <w:tag w:val="mleaf:3f1c2a90-0000-4c1e-9a00-000000000021"/>
-        <w:id w:val="-853887841"/>
+        <w:id w:val="70547658"/>
       </w:sdtPr>
-      <w:sdtEndPr/>
       <w:sdtContent>
         <w:p>
           <w:pPr>
@@ -22,9 +21,8 @@
     <w:sdt>
       <w:sdtPr>
         <w:tag w:val="mleaf:3f1c2a90-0000-4c1e-9a00-000000000023"/>
-        <w:id w:val="-1006280846"/>
+        <w:id w:val="1460686661"/>
       </w:sdtPr>
-      <w:sdtEndPr/>
       <w:sdtContent>
         <w:p>
           <w:r>
@@ -34,11 +32,10 @@
             <w:sdtPr>
               <w:alias w:val="Linked: 3f1c2a90-0000-4c1e-9a00-000000000013"/>
               <w:tag w:val="mleaf:3f1c2a90-0000-4c1e-9a00-000000000024"/>
-              <w:id w:val="-1852788768"/>
+              <w:id w:val="968091621"/>
               <w:lock w:val="contentLocked"/>
               <w:text/>
             </w:sdtPr>
-            <w:sdtEndPr/>
             <w:sdtContent>
               <w:r>
                 <w:t>$1,250,500</w:t>
@@ -52,11 +49,10 @@
             <w:sdtPr>
               <w:alias w:val="Linked: 3f1c2a90-0000-4c1e-9a00-000000000031"/>
               <w:tag w:val="mleaf:3f1c2a90-0000-4c1e-9a00-000000000025"/>
-              <w:id w:val="-2092145510"/>
+              <w:id w:val="-1338687109"/>
               <w:lock w:val="contentLocked"/>
               <w:text/>
             </w:sdtPr>
-            <w:sdtEndPr/>
             <w:sdtContent>
               <w:r>
                 <w:t>3</w:t>
@@ -73,7 +69,7 @@
       <w:sdtPr>
         <w:alias w:val="Linked: 3f1c2a90-0000-4c1e-9a00-000000000012"/>
         <w:tag w:val="mleaf:3f1c2a90-0000-4c1e-9a00-000000000022"/>
-        <w:id w:val="-400986740"/>
+        <w:id w:val="1323320113"/>
         <w:lock w:val="contentLocked"/>
       </w:sdtPr>
       <w:sdtEndPr>
@@ -219,9 +215,8 @@
     <w:sdt>
       <w:sdtPr>
         <w:tag w:val="mleaf:3f1c2a90-0000-4c1e-9a00-000000000022#caption"/>
-        <w:id w:val="-98100687"/>
+        <w:id w:val="-193005844"/>
       </w:sdtPr>
-      <w:sdtEndPr/>
       <w:sdtContent>
         <w:p>
           <w:pPr>
